--- a/docs/spec/VPSim_PRD.docx
+++ b/docs/spec/VPSim_PRD.docx
@@ -20,7 +20,7 @@
           <w:sz w:val="19"/>
           <w:szCs w:val="19"/>
         </w:rPr>
-        <w:t xml:space="preserve">PRODUCT REQUIREMENTS DOCUMENT</w:t>
+        <w:t xml:space="preserve">What we are building and why</w:t>
       </w:r>
     </w:p>
     <w:p>
@@ -36,7 +36,7 @@
           <w:sz w:val="56"/>
           <w:szCs w:val="56"/>
         </w:rPr>
-        <w:t xml:space="preserve">PRD</w:t>
+        <w:t xml:space="preserve">VPSim — Product Requirements</w:t>
       </w:r>
     </w:p>
     <w:p>
@@ -157,7 +157,7 @@
           <w:sz w:val="21"/>
           <w:szCs w:val="21"/>
         </w:rPr>
-        <w:t xml:space="preserve">Draft v1.1 — 8 decisions pending sign-off</w:t>
+        <w:t xml:space="preserve">Draft — D-1, D-2, D-3 decided</w:t>
       </w:r>
     </w:p>
     <w:p>
@@ -181,7 +181,7 @@
           <w:sz w:val="21"/>
           <w:szCs w:val="21"/>
         </w:rPr>
-        <w:t xml:space="preserve">Build specification — 6 documents + ADR log</w:t>
+        <w:t xml:space="preserve">Build specification — 8 documents + ADR log</w:t>
       </w:r>
     </w:p>
     <w:p>
@@ -2583,7 +2583,7 @@
           <w:sz w:val="25"/>
           <w:szCs w:val="25"/>
         </w:rPr>
-        <w:t xml:space="preserve">3.1 Primary persona ⟨DECIDE⟩</w:t>
+        <w:t xml:space="preserve">3.1 Primary persona — ✅ DECIDED (9 September 2026)</w:t>
       </w:r>
     </w:p>
     <w:p>
@@ -2603,7 +2603,7 @@
           <w:sz w:val="20"/>
           <w:szCs w:val="20"/>
         </w:rPr>
-        <w:t xml:space="preserve">Recommendation: clinical-phase medical students and early trainees (years 3–5, plus interns and first-year residents).</w:t>
+        <w:t xml:space="preserve">DECIDED: clinical-phase medical students and early trainees (years 3–5, plus interns and first-year residents).</w:t>
       </w:r>
       <w:r>
         <w:rPr>
@@ -2611,7 +2611,25 @@
           <w:sz w:val="20"/>
           <w:szCs w:val="20"/>
         </w:rPr>
-        <w:t xml:space="preserve"> Rationale: this is who we validated with (pilot participants were years 2–5), it is the group whose reasoning habits are still forming, and it is the group already paying for study tools. Confirm or override.</w:t>
+        <w:t xml:space="preserve">  Rationale: this is who we validated with — pilot participants were years 2–5 — so the research and the product stay aligned. Choosing a persona the pilot never tested would have weakened the link between the paper and the product. It is also the group whose reasoning habits are still forming, and the group already paying for study tools.  </w:t>
+      </w:r>
+      <w:r>
+        <w:rPr>
+          <w:b/>
+          <w:bCs/>
+          <w:color w:val="13272F"/>
+          <w:sz w:val="20"/>
+          <w:szCs w:val="20"/>
+        </w:rPr>
+        <w:t xml:space="preserve">Consequence for authoring:</w:t>
+      </w:r>
+      <w:r>
+        <w:rPr>
+          <w:color w:val="13272F"/>
+          <w:sz w:val="20"/>
+          <w:szCs w:val="20"/>
+        </w:rPr>
+        <w:t xml:space="preserve"> cases 6–10 are pitched at clinical-phase reasoning — undifferentiated acute presentations where the obvious answer is wrong, not rare-disease recall.</w:t>
       </w:r>
     </w:p>
     <w:p>
@@ -6051,7 +6069,7 @@
           <w:sz w:val="25"/>
           <w:szCs w:val="25"/>
         </w:rPr>
-        <w:t xml:space="preserve">5.4 Launch content ⟨DECIDE⟩</w:t>
+        <w:t xml:space="preserve">5.4 Launch content — ✅ DECIDED (9 September 2026)</w:t>
       </w:r>
     </w:p>
     <w:p>
@@ -6079,7 +6097,7 @@
           <w:sz w:val="20"/>
           <w:szCs w:val="20"/>
         </w:rPr>
-        <w:t xml:space="preserve">  Rationale: a free user completing 3/month needs ~3 months before exhausting the bank; a Pro user needs enough to feel unlimited. Depth in one domain beats breadth across five — it makes the product legible ("the acute-presentation trainer") and keeps the master menu coherent.  You have 5. </w:t>
+        <w:t xml:space="preserve">  Rationale: a free user completing 3/month needs ~3 months before exhausting the bank; a Pro user needs enough to feel unlimited. Depth in one domain beats breadth across five — it makes the product legible ("the acute-presentation trainer") and keeps the master menu coherent.  </w:t>
       </w:r>
       <w:r>
         <w:rPr>
@@ -6089,7 +6107,7 @@
           <w:sz w:val="20"/>
           <w:szCs w:val="20"/>
         </w:rPr>
-        <w:t xml:space="preserve">Five more must be authored before launch</w:t>
+        <w:t xml:space="preserve">DECIDED: 10.</w:t>
       </w:r>
       <w:r>
         <w:rPr>
@@ -6097,7 +6115,78 @@
           <w:sz w:val="20"/>
           <w:szCs w:val="20"/>
         </w:rPr>
-        <w:t xml:space="preserve"> — this is on the critical path and is content work, not engineering.</w:t>
+        <w:t xml:space="preserve"> You have 5, so </w:t>
+      </w:r>
+      <w:r>
+        <w:rPr>
+          <w:b/>
+          <w:bCs/>
+          <w:color w:val="13272F"/>
+          <w:sz w:val="20"/>
+          <w:szCs w:val="20"/>
+        </w:rPr>
+        <w:t xml:space="preserve">five more must be authored and clinically reviewed before launch.</w:t>
+      </w:r>
+      <w:r>
+        <w:rPr>
+          <w:color w:val="13272F"/>
+          <w:sz w:val="20"/>
+          <w:szCs w:val="20"/>
+        </w:rPr>
+        <w:t xml:space="preserve">  This is the critical path (</w:t>
+      </w:r>
+      <w:r>
+        <w:rPr>
+          <w:rFonts w:ascii="Consolas" w:cs="Consolas" w:eastAsia="Consolas" w:hAnsi="Consolas"/>
+          <w:color w:val="B3651F"/>
+          <w:sz w:val="18"/>
+          <w:szCs w:val="18"/>
+        </w:rPr>
+        <w:t xml:space="preserve">BUILD_PLAN</w:t>
+      </w:r>
+      <w:r>
+        <w:rPr>
+          <w:color w:val="13272F"/>
+          <w:sz w:val="20"/>
+          <w:szCs w:val="20"/>
+        </w:rPr>
+        <w:t xml:space="preserve"> §11.1) and it is content work, not engineering — no task in the build plan produces a case. It can and should start before the case editor exists (T-021), because the editor unblocks </w:t>
+      </w:r>
+      <w:r>
+        <w:rPr>
+          <w:i/>
+          <w:iCs/>
+          <w:color w:val="13272F"/>
+          <w:sz w:val="20"/>
+          <w:szCs w:val="20"/>
+        </w:rPr>
+        <w:t xml:space="preserve">review</w:t>
+      </w:r>
+      <w:r>
+        <w:rPr>
+          <w:color w:val="13272F"/>
+          <w:sz w:val="20"/>
+          <w:szCs w:val="20"/>
+        </w:rPr>
+        <w:t xml:space="preserve">, not </w:t>
+      </w:r>
+      <w:r>
+        <w:rPr>
+          <w:i/>
+          <w:iCs/>
+          <w:color w:val="13272F"/>
+          <w:sz w:val="20"/>
+          <w:szCs w:val="20"/>
+        </w:rPr>
+        <w:t xml:space="preserve">drafting</w:t>
+      </w:r>
+      <w:r>
+        <w:rPr>
+          <w:color w:val="13272F"/>
+          <w:sz w:val="20"/>
+          <w:szCs w:val="20"/>
+        </w:rPr>
+        <w:t xml:space="preserve">.</w:t>
       </w:r>
     </w:p>
     <w:p>
@@ -20552,7 +20641,7 @@
           <w:sz w:val="25"/>
           <w:szCs w:val="25"/>
         </w:rPr>
-        <w:t xml:space="preserve">9.1 Tiers ⟨DECIDE⟩</w:t>
+        <w:t xml:space="preserve">9.1 Tiers — ✅ DECIDED (9 September 2026)</w:t>
       </w:r>
     </w:p>
     <w:p>
@@ -21358,7 +21447,7 @@
           <w:sz w:val="20"/>
           <w:szCs w:val="20"/>
         </w:rPr>
-        <w:t xml:space="preserve">Why 3 per month for free:</w:t>
+        <w:t xml:space="preserve">DECIDED: 3 per month.</w:t>
       </w:r>
       <w:r>
         <w:rPr>
@@ -21366,8 +21455,39 @@
           <w:sz w:val="20"/>
           <w:szCs w:val="20"/>
         </w:rPr>
-        <w:t xml:space="preserve"> enough to experience the product and see one trend data point; not enough to satisfy a user preparing for exams. If it is too generous, conversion collapses; too tight and the free tier fails as a funnel. 3 is a defensible starting point — </w:t>
-      </w:r>
+        <w:t xml:space="preserve"> Enough to experience the product and see one trend</w:t>
+      </w:r>
+    </w:p>
+    <w:p>
+      <w:pPr>
+        <w:spacing w:after="120" w:before="60" w:line="300"/>
+      </w:pPr>
+      <w:r>
+        <w:rPr>
+          <w:color w:val="13272F"/>
+          <w:sz w:val="20"/>
+          <w:szCs w:val="20"/>
+        </w:rPr>
+        <w:t xml:space="preserve">data point; not enough to satisfy a user preparing for exams. Too generous and</w:t>
+      </w:r>
+    </w:p>
+    <w:p>
+      <w:pPr>
+        <w:spacing w:after="120" w:before="60" w:line="300"/>
+      </w:pPr>
+      <w:r>
+        <w:rPr>
+          <w:color w:val="13272F"/>
+          <w:sz w:val="20"/>
+          <w:szCs w:val="20"/>
+        </w:rPr>
+        <w:t xml:space="preserve">conversion collapses; too tight and the free tier fails as a funnel.</w:t>
+      </w:r>
+    </w:p>
+    <w:p>
+      <w:pPr>
+        <w:spacing w:after="120" w:before="60" w:line="300"/>
+      </w:pPr>
       <w:r>
         <w:rPr>
           <w:b/>
@@ -21376,7 +21496,98 @@
           <w:sz w:val="20"/>
           <w:szCs w:val="20"/>
         </w:rPr>
-        <w:t xml:space="preserve">instrument it and adjust</w:t>
+        <w:t xml:space="preserve">This is a starting point, not a conclusion.</w:t>
+      </w:r>
+      <w:r>
+        <w:rPr>
+          <w:color w:val="13272F"/>
+          <w:sz w:val="20"/>
+          <w:szCs w:val="20"/>
+        </w:rPr>
+        <w:t xml:space="preserve"> Nobody guesses this correctly.</w:t>
+      </w:r>
+    </w:p>
+    <w:p>
+      <w:pPr>
+        <w:spacing w:after="120" w:before="60" w:line="300"/>
+      </w:pPr>
+      <w:r>
+        <w:rPr>
+          <w:color w:val="13272F"/>
+          <w:sz w:val="20"/>
+          <w:szCs w:val="20"/>
+        </w:rPr>
+        <w:t xml:space="preserve">It is deliberately a configured value rather than a schema constant — the limit</w:t>
+      </w:r>
+    </w:p>
+    <w:p>
+      <w:pPr>
+        <w:spacing w:after="120" w:before="60" w:line="300"/>
+      </w:pPr>
+      <w:r>
+        <w:rPr>
+          <w:color w:val="13272F"/>
+          <w:sz w:val="20"/>
+          <w:szCs w:val="20"/>
+        </w:rPr>
+        <w:t xml:space="preserve">is a </w:t>
+      </w:r>
+      <w:r>
+        <w:rPr>
+          <w:rFonts w:ascii="Consolas" w:cs="Consolas" w:eastAsia="Consolas" w:hAnsi="Consolas"/>
+          <w:color w:val="B3651F"/>
+          <w:sz w:val="18"/>
+          <w:szCs w:val="18"/>
+        </w:rPr>
+        <w:t xml:space="preserve">COUNT</w:t>
+      </w:r>
+      <w:r>
+        <w:rPr>
+          <w:color w:val="13272F"/>
+          <w:sz w:val="20"/>
+          <w:szCs w:val="20"/>
+        </w:rPr>
+        <w:t xml:space="preserve"> query compared against config (</w:t>
+      </w:r>
+      <w:r>
+        <w:rPr>
+          <w:rFonts w:ascii="Consolas" w:cs="Consolas" w:eastAsia="Consolas" w:hAnsi="Consolas"/>
+          <w:color w:val="B3651F"/>
+          <w:sz w:val="18"/>
+          <w:szCs w:val="18"/>
+        </w:rPr>
+        <w:t xml:space="preserve">DATA_MODEL</w:t>
+      </w:r>
+      <w:r>
+        <w:rPr>
+          <w:color w:val="13272F"/>
+          <w:sz w:val="20"/>
+          <w:szCs w:val="20"/>
+        </w:rPr>
+        <w:t xml:space="preserve"> §11.2), so changing it</w:t>
+      </w:r>
+    </w:p>
+    <w:p>
+      <w:pPr>
+        <w:spacing w:after="120" w:before="60" w:line="300"/>
+      </w:pPr>
+      <w:r>
+        <w:rPr>
+          <w:color w:val="13272F"/>
+          <w:sz w:val="20"/>
+          <w:szCs w:val="20"/>
+        </w:rPr>
+        <w:t xml:space="preserve">is a config change and not a migration. </w:t>
+      </w:r>
+      <w:r>
+        <w:rPr>
+          <w:b/>
+          <w:bCs/>
+          <w:color w:val="13272F"/>
+          <w:sz w:val="20"/>
+          <w:szCs w:val="20"/>
+        </w:rPr>
+        <w:t xml:space="preserve">Instrument it and adjust</w:t>
       </w:r>
       <w:r>
         <w:rPr>
@@ -23498,6 +23709,29 @@
         <w:t xml:space="preserve">11. Open decisions</w:t>
       </w:r>
     </w:p>
+    <w:p>
+      <w:pPr>
+        <w:spacing w:after="120" w:before="60" w:line="300"/>
+      </w:pPr>
+      <w:r>
+        <w:rPr>
+          <w:b/>
+          <w:bCs/>
+          <w:color w:val="13272F"/>
+          <w:sz w:val="20"/>
+          <w:szCs w:val="20"/>
+        </w:rPr>
+        <w:t xml:space="preserve">Decided 9 September 2026: D-1, D-2, D-3.</w:t>
+      </w:r>
+      <w:r>
+        <w:rPr>
+          <w:color w:val="13272F"/>
+          <w:sz w:val="20"/>
+          <w:szCs w:val="20"/>
+        </w:rPr>
+        <w:t xml:space="preserve"> The remaining five are open.</w:t>
+      </w:r>
+    </w:p>
     <w:tbl>
       <w:tblPr>
         <w:tblW w:type="dxa" w:w="9360"/>
@@ -23511,10 +23745,11 @@
         </w:tblBorders>
       </w:tblPr>
       <w:tblGrid>
-        <w:gridCol w:w="712"/>
-        <w:gridCol w:w="2305"/>
-        <w:gridCol w:w="4038"/>
-        <w:gridCol w:w="2305"/>
+        <w:gridCol w:w="583"/>
+        <w:gridCol w:w="1595"/>
+        <w:gridCol w:w="2795"/>
+        <w:gridCol w:w="1595"/>
+        <w:gridCol w:w="2792"/>
       </w:tblGrid>
       <w:tr>
         <w:trPr>
@@ -23522,7 +23757,7 @@
         </w:trPr>
         <w:tc>
           <w:tcPr>
-            <w:tcW w:type="dxa" w:w="712"/>
+            <w:tcW w:type="dxa" w:w="583"/>
             <w:shd w:fill="13272F" w:val="clear"/>
             <w:tcMar>
               <w:top w:type="dxa" w:w="70"/>
@@ -23549,7 +23784,7 @@
         </w:tc>
         <w:tc>
           <w:tcPr>
-            <w:tcW w:type="dxa" w:w="2305"/>
+            <w:tcW w:type="dxa" w:w="1595"/>
             <w:shd w:fill="13272F" w:val="clear"/>
             <w:tcMar>
               <w:top w:type="dxa" w:w="70"/>
@@ -23576,7 +23811,7 @@
         </w:tc>
         <w:tc>
           <w:tcPr>
-            <w:tcW w:type="dxa" w:w="4038"/>
+            <w:tcW w:type="dxa" w:w="2795"/>
             <w:shd w:fill="13272F" w:val="clear"/>
             <w:tcMar>
               <w:top w:type="dxa" w:w="70"/>
@@ -23603,7 +23838,7 @@
         </w:tc>
         <w:tc>
           <w:tcPr>
-            <w:tcW w:type="dxa" w:w="2305"/>
+            <w:tcW w:type="dxa" w:w="1595"/>
             <w:shd w:fill="13272F" w:val="clear"/>
             <w:tcMar>
               <w:top w:type="dxa" w:w="70"/>
@@ -23628,193 +23863,267 @@
             </w:r>
           </w:p>
         </w:tc>
-      </w:tr>
-      <w:tr>
-        <w:trPr>
-          <w:tblHeader w:val="false"/>
-        </w:trPr>
-        <w:tc>
-          <w:tcPr>
-            <w:tcW w:type="dxa" w:w="712"/>
-            <w:shd w:fill="FFFFFF" w:val="clear"/>
-            <w:tcMar>
-              <w:top w:type="dxa" w:w="70"/>
-              <w:left w:type="dxa" w:w="110"/>
-              <w:bottom w:type="dxa" w:w="70"/>
-              <w:right w:type="dxa" w:w="110"/>
-            </w:tcMar>
-          </w:tcPr>
-          <w:p>
-            <w:pPr>
-              <w:spacing w:after="0" w:before="0"/>
-            </w:pPr>
-            <w:r>
-              <w:rPr>
-                <w:color w:val="13272F"/>
-                <w:sz w:val="17"/>
-                <w:szCs w:val="17"/>
-              </w:rPr>
-              <w:t xml:space="preserve">⟨D-1⟩</w:t>
-            </w:r>
-          </w:p>
-        </w:tc>
-        <w:tc>
-          <w:tcPr>
-            <w:tcW w:type="dxa" w:w="2305"/>
-            <w:shd w:fill="FFFFFF" w:val="clear"/>
-            <w:tcMar>
-              <w:top w:type="dxa" w:w="70"/>
-              <w:left w:type="dxa" w:w="110"/>
-              <w:bottom w:type="dxa" w:w="70"/>
-              <w:right w:type="dxa" w:w="110"/>
-            </w:tcMar>
-          </w:tcPr>
-          <w:p>
-            <w:pPr>
-              <w:spacing w:after="0" w:before="0"/>
-            </w:pPr>
-            <w:r>
-              <w:rPr>
-                <w:color w:val="13272F"/>
-                <w:sz w:val="17"/>
-                <w:szCs w:val="17"/>
-              </w:rPr>
-              <w:t xml:space="preserve">Primary persona (§3.1)</w:t>
-            </w:r>
-          </w:p>
-        </w:tc>
-        <w:tc>
-          <w:tcPr>
-            <w:tcW w:type="dxa" w:w="4038"/>
-            <w:shd w:fill="FFFFFF" w:val="clear"/>
-            <w:tcMar>
-              <w:top w:type="dxa" w:w="70"/>
-              <w:left w:type="dxa" w:w="110"/>
-              <w:bottom w:type="dxa" w:w="70"/>
-              <w:right w:type="dxa" w:w="110"/>
-            </w:tcMar>
-          </w:tcPr>
-          <w:p>
-            <w:pPr>
-              <w:spacing w:after="0" w:before="0"/>
-            </w:pPr>
-            <w:r>
-              <w:rPr>
-                <w:color w:val="13272F"/>
-                <w:sz w:val="17"/>
-                <w:szCs w:val="17"/>
-              </w:rPr>
-              <w:t xml:space="preserve">Clinical-phase students + early trainees</w:t>
-            </w:r>
-          </w:p>
-        </w:tc>
-        <w:tc>
-          <w:tcPr>
-            <w:tcW w:type="dxa" w:w="2305"/>
-            <w:shd w:fill="FFFFFF" w:val="clear"/>
-            <w:tcMar>
-              <w:top w:type="dxa" w:w="70"/>
-              <w:left w:type="dxa" w:w="110"/>
-              <w:bottom w:type="dxa" w:w="70"/>
-              <w:right w:type="dxa" w:w="110"/>
-            </w:tcMar>
-          </w:tcPr>
-          <w:p>
-            <w:pPr>
-              <w:spacing w:after="0" w:before="0"/>
-            </w:pPr>
-            <w:r>
-              <w:rPr>
-                <w:color w:val="13272F"/>
-                <w:sz w:val="17"/>
-                <w:szCs w:val="17"/>
-              </w:rPr>
-              <w:t xml:space="preserve">UX tone, case difficulty</w:t>
-            </w:r>
-          </w:p>
-        </w:tc>
-      </w:tr>
-      <w:tr>
-        <w:trPr>
-          <w:tblHeader w:val="false"/>
-        </w:trPr>
-        <w:tc>
-          <w:tcPr>
-            <w:tcW w:type="dxa" w:w="712"/>
-            <w:shd w:fill="F7FAFB" w:val="clear"/>
-            <w:tcMar>
-              <w:top w:type="dxa" w:w="70"/>
-              <w:left w:type="dxa" w:w="110"/>
-              <w:bottom w:type="dxa" w:w="70"/>
-              <w:right w:type="dxa" w:w="110"/>
-            </w:tcMar>
-          </w:tcPr>
-          <w:p>
-            <w:pPr>
-              <w:spacing w:after="0" w:before="0"/>
-            </w:pPr>
-            <w:r>
-              <w:rPr>
-                <w:color w:val="13272F"/>
-                <w:sz w:val="17"/>
-                <w:szCs w:val="17"/>
-              </w:rPr>
-              <w:t xml:space="preserve">⟨D-2⟩</w:t>
-            </w:r>
-          </w:p>
-        </w:tc>
-        <w:tc>
-          <w:tcPr>
-            <w:tcW w:type="dxa" w:w="2305"/>
-            <w:shd w:fill="F7FAFB" w:val="clear"/>
-            <w:tcMar>
-              <w:top w:type="dxa" w:w="70"/>
-              <w:left w:type="dxa" w:w="110"/>
-              <w:bottom w:type="dxa" w:w="70"/>
-              <w:right w:type="dxa" w:w="110"/>
-            </w:tcMar>
-          </w:tcPr>
-          <w:p>
-            <w:pPr>
-              <w:spacing w:after="0" w:before="0"/>
-            </w:pPr>
-            <w:r>
-              <w:rPr>
-                <w:color w:val="13272F"/>
-                <w:sz w:val="17"/>
-                <w:szCs w:val="17"/>
-              </w:rPr>
-              <w:t xml:space="preserve">Launch case count (§5.4)</w:t>
-            </w:r>
-          </w:p>
-        </w:tc>
-        <w:tc>
-          <w:tcPr>
-            <w:tcW w:type="dxa" w:w="4038"/>
-            <w:shd w:fill="F7FAFB" w:val="clear"/>
-            <w:tcMar>
-              <w:top w:type="dxa" w:w="70"/>
-              <w:left w:type="dxa" w:w="110"/>
-              <w:bottom w:type="dxa" w:w="70"/>
-              <w:right w:type="dxa" w:w="110"/>
-            </w:tcMar>
-          </w:tcPr>
-          <w:p>
-            <w:pPr>
-              <w:spacing w:after="0" w:before="0"/>
-            </w:pPr>
-            <w:r>
-              <w:rPr>
-                <w:color w:val="13272F"/>
-                <w:sz w:val="17"/>
-                <w:szCs w:val="17"/>
-              </w:rPr>
-              <w:t xml:space="preserve">10 — </w:t>
-            </w:r>
+        <w:tc>
+          <w:tcPr>
+            <w:tcW w:type="dxa" w:w="2792"/>
+            <w:shd w:fill="13272F" w:val="clear"/>
+            <w:tcMar>
+              <w:top w:type="dxa" w:w="70"/>
+              <w:left w:type="dxa" w:w="110"/>
+              <w:bottom w:type="dxa" w:w="70"/>
+              <w:right w:type="dxa" w:w="110"/>
+            </w:tcMar>
+          </w:tcPr>
+          <w:p>
+            <w:pPr>
+              <w:spacing w:after="0" w:before="0"/>
+            </w:pPr>
             <w:r>
               <w:rPr>
                 <w:b/>
                 <w:bCs/>
+                <w:color w:val="FFFFFF"/>
+                <w:sz w:val="17"/>
+                <w:szCs w:val="17"/>
+              </w:rPr>
+              <w:t xml:space="preserve">Status</w:t>
+            </w:r>
+          </w:p>
+        </w:tc>
+      </w:tr>
+      <w:tr>
+        <w:trPr>
+          <w:tblHeader w:val="false"/>
+        </w:trPr>
+        <w:tc>
+          <w:tcPr>
+            <w:tcW w:type="dxa" w:w="583"/>
+            <w:shd w:fill="FFFFFF" w:val="clear"/>
+            <w:tcMar>
+              <w:top w:type="dxa" w:w="70"/>
+              <w:left w:type="dxa" w:w="110"/>
+              <w:bottom w:type="dxa" w:w="70"/>
+              <w:right w:type="dxa" w:w="110"/>
+            </w:tcMar>
+          </w:tcPr>
+          <w:p>
+            <w:pPr>
+              <w:spacing w:after="0" w:before="0"/>
+            </w:pPr>
+            <w:r>
+              <w:rPr>
+                <w:b/>
+                <w:bCs/>
+                <w:color w:val="13272F"/>
+                <w:sz w:val="17"/>
+                <w:szCs w:val="17"/>
+              </w:rPr>
+              <w:t xml:space="preserve">D-1</w:t>
+            </w:r>
+          </w:p>
+        </w:tc>
+        <w:tc>
+          <w:tcPr>
+            <w:tcW w:type="dxa" w:w="1595"/>
+            <w:shd w:fill="FFFFFF" w:val="clear"/>
+            <w:tcMar>
+              <w:top w:type="dxa" w:w="70"/>
+              <w:left w:type="dxa" w:w="110"/>
+              <w:bottom w:type="dxa" w:w="70"/>
+              <w:right w:type="dxa" w:w="110"/>
+            </w:tcMar>
+          </w:tcPr>
+          <w:p>
+            <w:pPr>
+              <w:spacing w:after="0" w:before="0"/>
+            </w:pPr>
+            <w:r>
+              <w:rPr>
+                <w:color w:val="13272F"/>
+                <w:sz w:val="17"/>
+                <w:szCs w:val="17"/>
+              </w:rPr>
+              <w:t xml:space="preserve">Primary persona (§3.1)</w:t>
+            </w:r>
+          </w:p>
+        </w:tc>
+        <w:tc>
+          <w:tcPr>
+            <w:tcW w:type="dxa" w:w="2795"/>
+            <w:shd w:fill="FFFFFF" w:val="clear"/>
+            <w:tcMar>
+              <w:top w:type="dxa" w:w="70"/>
+              <w:left w:type="dxa" w:w="110"/>
+              <w:bottom w:type="dxa" w:w="70"/>
+              <w:right w:type="dxa" w:w="110"/>
+            </w:tcMar>
+          </w:tcPr>
+          <w:p>
+            <w:pPr>
+              <w:spacing w:after="0" w:before="0"/>
+            </w:pPr>
+            <w:r>
+              <w:rPr>
+                <w:color w:val="13272F"/>
+                <w:sz w:val="17"/>
+                <w:szCs w:val="17"/>
+              </w:rPr>
+              <w:t xml:space="preserve">Clinical-phase students + early trainees</w:t>
+            </w:r>
+          </w:p>
+        </w:tc>
+        <w:tc>
+          <w:tcPr>
+            <w:tcW w:type="dxa" w:w="1595"/>
+            <w:shd w:fill="FFFFFF" w:val="clear"/>
+            <w:tcMar>
+              <w:top w:type="dxa" w:w="70"/>
+              <w:left w:type="dxa" w:w="110"/>
+              <w:bottom w:type="dxa" w:w="70"/>
+              <w:right w:type="dxa" w:w="110"/>
+            </w:tcMar>
+          </w:tcPr>
+          <w:p>
+            <w:pPr>
+              <w:spacing w:after="0" w:before="0"/>
+            </w:pPr>
+            <w:r>
+              <w:rPr>
+                <w:color w:val="13272F"/>
+                <w:sz w:val="17"/>
+                <w:szCs w:val="17"/>
+              </w:rPr>
+              <w:t xml:space="preserve">UX tone, case difficulty</w:t>
+            </w:r>
+          </w:p>
+        </w:tc>
+        <w:tc>
+          <w:tcPr>
+            <w:tcW w:type="dxa" w:w="2792"/>
+            <w:shd w:fill="FFFFFF" w:val="clear"/>
+            <w:tcMar>
+              <w:top w:type="dxa" w:w="70"/>
+              <w:left w:type="dxa" w:w="110"/>
+              <w:bottom w:type="dxa" w:w="70"/>
+              <w:right w:type="dxa" w:w="110"/>
+            </w:tcMar>
+          </w:tcPr>
+          <w:p>
+            <w:pPr>
+              <w:spacing w:after="0" w:before="0"/>
+            </w:pPr>
+            <w:r>
+              <w:rPr>
+                <w:color w:val="13272F"/>
+                <w:sz w:val="17"/>
+                <w:szCs w:val="17"/>
+              </w:rPr>
+              <w:t xml:space="preserve">✅ </w:t>
+            </w:r>
+            <w:r>
+              <w:rPr>
+                <w:b/>
+                <w:bCs/>
+                <w:color w:val="13272F"/>
+                <w:sz w:val="17"/>
+                <w:szCs w:val="17"/>
+              </w:rPr>
+              <w:t xml:space="preserve">DECIDED</w:t>
+            </w:r>
+            <w:r>
+              <w:rPr>
+                <w:color w:val="13272F"/>
+                <w:sz w:val="17"/>
+                <w:szCs w:val="17"/>
+              </w:rPr>
+              <w:t xml:space="preserve"> — recommendation accepted</w:t>
+            </w:r>
+          </w:p>
+        </w:tc>
+      </w:tr>
+      <w:tr>
+        <w:trPr>
+          <w:tblHeader w:val="false"/>
+        </w:trPr>
+        <w:tc>
+          <w:tcPr>
+            <w:tcW w:type="dxa" w:w="583"/>
+            <w:shd w:fill="F7FAFB" w:val="clear"/>
+            <w:tcMar>
+              <w:top w:type="dxa" w:w="70"/>
+              <w:left w:type="dxa" w:w="110"/>
+              <w:bottom w:type="dxa" w:w="70"/>
+              <w:right w:type="dxa" w:w="110"/>
+            </w:tcMar>
+          </w:tcPr>
+          <w:p>
+            <w:pPr>
+              <w:spacing w:after="0" w:before="0"/>
+            </w:pPr>
+            <w:r>
+              <w:rPr>
+                <w:b/>
+                <w:bCs/>
+                <w:color w:val="13272F"/>
+                <w:sz w:val="17"/>
+                <w:szCs w:val="17"/>
+              </w:rPr>
+              <w:t xml:space="preserve">D-2</w:t>
+            </w:r>
+          </w:p>
+        </w:tc>
+        <w:tc>
+          <w:tcPr>
+            <w:tcW w:type="dxa" w:w="1595"/>
+            <w:shd w:fill="F7FAFB" w:val="clear"/>
+            <w:tcMar>
+              <w:top w:type="dxa" w:w="70"/>
+              <w:left w:type="dxa" w:w="110"/>
+              <w:bottom w:type="dxa" w:w="70"/>
+              <w:right w:type="dxa" w:w="110"/>
+            </w:tcMar>
+          </w:tcPr>
+          <w:p>
+            <w:pPr>
+              <w:spacing w:after="0" w:before="0"/>
+            </w:pPr>
+            <w:r>
+              <w:rPr>
+                <w:color w:val="13272F"/>
+                <w:sz w:val="17"/>
+                <w:szCs w:val="17"/>
+              </w:rPr>
+              <w:t xml:space="preserve">Launch case count (§5.4)</w:t>
+            </w:r>
+          </w:p>
+        </w:tc>
+        <w:tc>
+          <w:tcPr>
+            <w:tcW w:type="dxa" w:w="2795"/>
+            <w:shd w:fill="F7FAFB" w:val="clear"/>
+            <w:tcMar>
+              <w:top w:type="dxa" w:w="70"/>
+              <w:left w:type="dxa" w:w="110"/>
+              <w:bottom w:type="dxa" w:w="70"/>
+              <w:right w:type="dxa" w:w="110"/>
+            </w:tcMar>
+          </w:tcPr>
+          <w:p>
+            <w:pPr>
+              <w:spacing w:after="0" w:before="0"/>
+            </w:pPr>
+            <w:r>
+              <w:rPr>
+                <w:color w:val="13272F"/>
+                <w:sz w:val="17"/>
+                <w:szCs w:val="17"/>
+              </w:rPr>
+              <w:t xml:space="preserve">10 — </w:t>
+            </w:r>
+            <w:r>
+              <w:rPr>
+                <w:b/>
+                <w:bCs/>
                 <w:color w:val="13272F"/>
                 <w:sz w:val="17"/>
                 <w:szCs w:val="17"/>
@@ -23825,7 +24134,7 @@
         </w:tc>
         <w:tc>
           <w:tcPr>
-            <w:tcW w:type="dxa" w:w="2305"/>
+            <w:tcW w:type="dxa" w:w="1595"/>
             <w:shd w:fill="F7FAFB" w:val="clear"/>
             <w:tcMar>
               <w:top w:type="dxa" w:w="70"/>
@@ -23848,6 +24157,49 @@
             </w:r>
           </w:p>
         </w:tc>
+        <w:tc>
+          <w:tcPr>
+            <w:tcW w:type="dxa" w:w="2792"/>
+            <w:shd w:fill="F7FAFB" w:val="clear"/>
+            <w:tcMar>
+              <w:top w:type="dxa" w:w="70"/>
+              <w:left w:type="dxa" w:w="110"/>
+              <w:bottom w:type="dxa" w:w="70"/>
+              <w:right w:type="dxa" w:w="110"/>
+            </w:tcMar>
+          </w:tcPr>
+          <w:p>
+            <w:pPr>
+              <w:spacing w:after="0" w:before="0"/>
+            </w:pPr>
+            <w:r>
+              <w:rPr>
+                <w:color w:val="13272F"/>
+                <w:sz w:val="17"/>
+                <w:szCs w:val="17"/>
+              </w:rPr>
+              <w:t xml:space="preserve">✅ </w:t>
+            </w:r>
+            <w:r>
+              <w:rPr>
+                <w:b/>
+                <w:bCs/>
+                <w:color w:val="13272F"/>
+                <w:sz w:val="17"/>
+                <w:szCs w:val="17"/>
+              </w:rPr>
+              <w:t xml:space="preserve">DECIDED</w:t>
+            </w:r>
+            <w:r>
+              <w:rPr>
+                <w:color w:val="13272F"/>
+                <w:sz w:val="17"/>
+                <w:szCs w:val="17"/>
+              </w:rPr>
+              <w:t xml:space="preserve"> — 10</w:t>
+            </w:r>
+          </w:p>
+        </w:tc>
       </w:tr>
       <w:tr>
         <w:trPr>
@@ -23855,32 +24207,34 @@
         </w:trPr>
         <w:tc>
           <w:tcPr>
-            <w:tcW w:type="dxa" w:w="712"/>
-            <w:shd w:fill="FFFFFF" w:val="clear"/>
-            <w:tcMar>
-              <w:top w:type="dxa" w:w="70"/>
-              <w:left w:type="dxa" w:w="110"/>
-              <w:bottom w:type="dxa" w:w="70"/>
-              <w:right w:type="dxa" w:w="110"/>
-            </w:tcMar>
-          </w:tcPr>
-          <w:p>
-            <w:pPr>
-              <w:spacing w:after="0" w:before="0"/>
-            </w:pPr>
-            <w:r>
-              <w:rPr>
-                <w:color w:val="13272F"/>
-                <w:sz w:val="17"/>
-                <w:szCs w:val="17"/>
-              </w:rPr>
-              <w:t xml:space="preserve">⟨D-3⟩</w:t>
-            </w:r>
-          </w:p>
-        </w:tc>
-        <w:tc>
-          <w:tcPr>
-            <w:tcW w:type="dxa" w:w="2305"/>
+            <w:tcW w:type="dxa" w:w="583"/>
+            <w:shd w:fill="FFFFFF" w:val="clear"/>
+            <w:tcMar>
+              <w:top w:type="dxa" w:w="70"/>
+              <w:left w:type="dxa" w:w="110"/>
+              <w:bottom w:type="dxa" w:w="70"/>
+              <w:right w:type="dxa" w:w="110"/>
+            </w:tcMar>
+          </w:tcPr>
+          <w:p>
+            <w:pPr>
+              <w:spacing w:after="0" w:before="0"/>
+            </w:pPr>
+            <w:r>
+              <w:rPr>
+                <w:b/>
+                <w:bCs/>
+                <w:color w:val="13272F"/>
+                <w:sz w:val="17"/>
+                <w:szCs w:val="17"/>
+              </w:rPr>
+              <w:t xml:space="preserve">D-3</w:t>
+            </w:r>
+          </w:p>
+        </w:tc>
+        <w:tc>
+          <w:tcPr>
+            <w:tcW w:type="dxa" w:w="1595"/>
             <w:shd w:fill="FFFFFF" w:val="clear"/>
             <w:tcMar>
               <w:top w:type="dxa" w:w="70"/>
@@ -23905,7 +24259,7 @@
         </w:tc>
         <w:tc>
           <w:tcPr>
-            <w:tcW w:type="dxa" w:w="4038"/>
+            <w:tcW w:type="dxa" w:w="2795"/>
             <w:shd w:fill="FFFFFF" w:val="clear"/>
             <w:tcMar>
               <w:top w:type="dxa" w:w="70"/>
@@ -23930,35 +24284,69 @@
         </w:tc>
         <w:tc>
           <w:tcPr>
-            <w:tcW w:type="dxa" w:w="2305"/>
-            <w:shd w:fill="FFFFFF" w:val="clear"/>
-            <w:tcMar>
-              <w:top w:type="dxa" w:w="70"/>
-              <w:left w:type="dxa" w:w="110"/>
-              <w:bottom w:type="dxa" w:w="70"/>
-              <w:right w:type="dxa" w:w="110"/>
-            </w:tcMar>
-          </w:tcPr>
-          <w:p>
-            <w:pPr>
-              <w:spacing w:after="0" w:before="0"/>
-            </w:pPr>
-            <w:r>
-              <w:rPr>
-                <w:rFonts w:ascii="Consolas" w:cs="Consolas" w:eastAsia="Consolas" w:hAnsi="Consolas"/>
-                <w:color w:val="B3651F"/>
-                <w:sz w:val="15"/>
-                <w:szCs w:val="15"/>
-              </w:rPr>
-              <w:t xml:space="preserve">DATA_MODEL</w:t>
-            </w:r>
-            <w:r>
-              <w:rPr>
-                <w:color w:val="13272F"/>
-                <w:sz w:val="17"/>
-                <w:szCs w:val="17"/>
-              </w:rPr>
-              <w:t xml:space="preserve">, gating code</w:t>
+            <w:tcW w:type="dxa" w:w="1595"/>
+            <w:shd w:fill="FFFFFF" w:val="clear"/>
+            <w:tcMar>
+              <w:top w:type="dxa" w:w="70"/>
+              <w:left w:type="dxa" w:w="110"/>
+              <w:bottom w:type="dxa" w:w="70"/>
+              <w:right w:type="dxa" w:w="110"/>
+            </w:tcMar>
+          </w:tcPr>
+          <w:p>
+            <w:pPr>
+              <w:spacing w:after="0" w:before="0"/>
+            </w:pPr>
+            <w:r>
+              <w:rPr>
+                <w:color w:val="13272F"/>
+                <w:sz w:val="17"/>
+                <w:szCs w:val="17"/>
+              </w:rPr>
+              <w:t xml:space="preserve">gating code (T-017)</w:t>
+            </w:r>
+          </w:p>
+        </w:tc>
+        <w:tc>
+          <w:tcPr>
+            <w:tcW w:type="dxa" w:w="2792"/>
+            <w:shd w:fill="FFFFFF" w:val="clear"/>
+            <w:tcMar>
+              <w:top w:type="dxa" w:w="70"/>
+              <w:left w:type="dxa" w:w="110"/>
+              <w:bottom w:type="dxa" w:w="70"/>
+              <w:right w:type="dxa" w:w="110"/>
+            </w:tcMar>
+          </w:tcPr>
+          <w:p>
+            <w:pPr>
+              <w:spacing w:after="0" w:before="0"/>
+            </w:pPr>
+            <w:r>
+              <w:rPr>
+                <w:color w:val="13272F"/>
+                <w:sz w:val="17"/>
+                <w:szCs w:val="17"/>
+              </w:rPr>
+              <w:t xml:space="preserve">✅ </w:t>
+            </w:r>
+            <w:r>
+              <w:rPr>
+                <w:b/>
+                <w:bCs/>
+                <w:color w:val="13272F"/>
+                <w:sz w:val="17"/>
+                <w:szCs w:val="17"/>
+              </w:rPr>
+              <w:t xml:space="preserve">DECIDED</w:t>
+            </w:r>
+            <w:r>
+              <w:rPr>
+                <w:color w:val="13272F"/>
+                <w:sz w:val="17"/>
+                <w:szCs w:val="17"/>
+              </w:rPr>
+              <w:t xml:space="preserve"> — 3/month, instrument and adjust</w:t>
             </w:r>
           </w:p>
         </w:tc>
@@ -23969,7 +24357,7 @@
         </w:trPr>
         <w:tc>
           <w:tcPr>
-            <w:tcW w:type="dxa" w:w="712"/>
+            <w:tcW w:type="dxa" w:w="583"/>
             <w:shd w:fill="F7FAFB" w:val="clear"/>
             <w:tcMar>
               <w:top w:type="dxa" w:w="70"/>
@@ -23994,7 +24382,7 @@
         </w:tc>
         <w:tc>
           <w:tcPr>
-            <w:tcW w:type="dxa" w:w="2305"/>
+            <w:tcW w:type="dxa" w:w="1595"/>
             <w:shd w:fill="F7FAFB" w:val="clear"/>
             <w:tcMar>
               <w:top w:type="dxa" w:w="70"/>
@@ -24019,7 +24407,7 @@
         </w:tc>
         <w:tc>
           <w:tcPr>
-            <w:tcW w:type="dxa" w:w="4038"/>
+            <w:tcW w:type="dxa" w:w="2795"/>
             <w:shd w:fill="F7FAFB" w:val="clear"/>
             <w:tcMar>
               <w:top w:type="dxa" w:w="70"/>
@@ -24044,7 +24432,7 @@
         </w:tc>
         <w:tc>
           <w:tcPr>
-            <w:tcW w:type="dxa" w:w="2305"/>
+            <w:tcW w:type="dxa" w:w="1595"/>
             <w:shd w:fill="F7FAFB" w:val="clear"/>
             <w:tcMar>
               <w:top w:type="dxa" w:w="70"/>
@@ -24074,7 +24462,7 @@
         </w:trPr>
         <w:tc>
           <w:tcPr>
-            <w:tcW w:type="dxa" w:w="712"/>
+            <w:tcW w:type="dxa" w:w="583"/>
             <w:shd w:fill="FFFFFF" w:val="clear"/>
             <w:tcMar>
               <w:top w:type="dxa" w:w="70"/>
@@ -24099,7 +24487,7 @@
         </w:tc>
         <w:tc>
           <w:tcPr>
-            <w:tcW w:type="dxa" w:w="2305"/>
+            <w:tcW w:type="dxa" w:w="1595"/>
             <w:shd w:fill="FFFFFF" w:val="clear"/>
             <w:tcMar>
               <w:top w:type="dxa" w:w="70"/>
@@ -24124,7 +24512,7 @@
         </w:tc>
         <w:tc>
           <w:tcPr>
-            <w:tcW w:type="dxa" w:w="4038"/>
+            <w:tcW w:type="dxa" w:w="2795"/>
             <w:shd w:fill="FFFFFF" w:val="clear"/>
             <w:tcMar>
               <w:top w:type="dxa" w:w="70"/>
@@ -24149,7 +24537,7 @@
         </w:tc>
         <w:tc>
           <w:tcPr>
-            <w:tcW w:type="dxa" w:w="2305"/>
+            <w:tcW w:type="dxa" w:w="1595"/>
             <w:shd w:fill="FFFFFF" w:val="clear"/>
             <w:tcMar>
               <w:top w:type="dxa" w:w="70"/>
@@ -24179,7 +24567,7 @@
         </w:trPr>
         <w:tc>
           <w:tcPr>
-            <w:tcW w:type="dxa" w:w="712"/>
+            <w:tcW w:type="dxa" w:w="583"/>
             <w:shd w:fill="F7FAFB" w:val="clear"/>
             <w:tcMar>
               <w:top w:type="dxa" w:w="70"/>
@@ -24204,7 +24592,7 @@
         </w:tc>
         <w:tc>
           <w:tcPr>
-            <w:tcW w:type="dxa" w:w="2305"/>
+            <w:tcW w:type="dxa" w:w="1595"/>
             <w:shd w:fill="F7FAFB" w:val="clear"/>
             <w:tcMar>
               <w:top w:type="dxa" w:w="70"/>
@@ -24229,7 +24617,7 @@
         </w:tc>
         <w:tc>
           <w:tcPr>
-            <w:tcW w:type="dxa" w:w="4038"/>
+            <w:tcW w:type="dxa" w:w="2795"/>
             <w:shd w:fill="F7FAFB" w:val="clear"/>
             <w:tcMar>
               <w:top w:type="dxa" w:w="70"/>
@@ -24254,7 +24642,7 @@
         </w:tc>
         <w:tc>
           <w:tcPr>
-            <w:tcW w:type="dxa" w:w="2305"/>
+            <w:tcW w:type="dxa" w:w="1595"/>
             <w:shd w:fill="F7FAFB" w:val="clear"/>
             <w:tcMar>
               <w:top w:type="dxa" w:w="70"/>
@@ -24284,7 +24672,7 @@
         </w:trPr>
         <w:tc>
           <w:tcPr>
-            <w:tcW w:type="dxa" w:w="712"/>
+            <w:tcW w:type="dxa" w:w="583"/>
             <w:shd w:fill="FFFFFF" w:val="clear"/>
             <w:tcMar>
               <w:top w:type="dxa" w:w="70"/>
@@ -24309,7 +24697,7 @@
         </w:tc>
         <w:tc>
           <w:tcPr>
-            <w:tcW w:type="dxa" w:w="2305"/>
+            <w:tcW w:type="dxa" w:w="1595"/>
             <w:shd w:fill="FFFFFF" w:val="clear"/>
             <w:tcMar>
               <w:top w:type="dxa" w:w="70"/>
@@ -24334,7 +24722,7 @@
         </w:tc>
         <w:tc>
           <w:tcPr>
-            <w:tcW w:type="dxa" w:w="4038"/>
+            <w:tcW w:type="dxa" w:w="2795"/>
             <w:shd w:fill="FFFFFF" w:val="clear"/>
             <w:tcMar>
               <w:top w:type="dxa" w:w="70"/>
@@ -24361,7 +24749,7 @@
         </w:tc>
         <w:tc>
           <w:tcPr>
-            <w:tcW w:type="dxa" w:w="2305"/>
+            <w:tcW w:type="dxa" w:w="1595"/>
             <w:shd w:fill="FFFFFF" w:val="clear"/>
             <w:tcMar>
               <w:top w:type="dxa" w:w="70"/>
@@ -24391,7 +24779,7 @@
         </w:trPr>
         <w:tc>
           <w:tcPr>
-            <w:tcW w:type="dxa" w:w="712"/>
+            <w:tcW w:type="dxa" w:w="583"/>
             <w:shd w:fill="F7FAFB" w:val="clear"/>
             <w:tcMar>
               <w:top w:type="dxa" w:w="70"/>
@@ -24416,7 +24804,7 @@
         </w:tc>
         <w:tc>
           <w:tcPr>
-            <w:tcW w:type="dxa" w:w="2305"/>
+            <w:tcW w:type="dxa" w:w="1595"/>
             <w:shd w:fill="F7FAFB" w:val="clear"/>
             <w:tcMar>
               <w:top w:type="dxa" w:w="70"/>
@@ -24441,7 +24829,7 @@
         </w:tc>
         <w:tc>
           <w:tcPr>
-            <w:tcW w:type="dxa" w:w="4038"/>
+            <w:tcW w:type="dxa" w:w="2795"/>
             <w:shd w:fill="F7FAFB" w:val="clear"/>
             <w:tcMar>
               <w:top w:type="dxa" w:w="70"/>
@@ -24468,7 +24856,7 @@
         </w:tc>
         <w:tc>
           <w:tcPr>
-            <w:tcW w:type="dxa" w:w="2305"/>
+            <w:tcW w:type="dxa" w:w="1595"/>
             <w:shd w:fill="F7FAFB" w:val="clear"/>
             <w:tcMar>
               <w:top w:type="dxa" w:w="70"/>

--- a/docs/spec/VPSim_PRD.docx
+++ b/docs/spec/VPSim_PRD.docx
@@ -157,7 +157,7 @@
           <w:sz w:val="21"/>
           <w:szCs w:val="21"/>
         </w:rPr>
-        <w:t xml:space="preserve">Draft — D-1, D-2, D-3 decided</w:t>
+        <w:t xml:space="preserve">Draft — D-1, D-2, D-3, D-8 decided</w:t>
       </w:r>
     </w:p>
     <w:p>
@@ -181,7 +181,7 @@
           <w:sz w:val="21"/>
           <w:szCs w:val="21"/>
         </w:rPr>
-        <w:t xml:space="preserve">Build specification — 8 documents + ADR log</w:t>
+        <w:t xml:space="preserve">Build specification</w:t>
       </w:r>
     </w:p>
     <w:p>
@@ -24794,11 +24794,13 @@
             </w:pPr>
             <w:r>
               <w:rPr>
-                <w:color w:val="13272F"/>
-                <w:sz w:val="17"/>
-                <w:szCs w:val="17"/>
-              </w:rPr>
-              <w:t xml:space="preserve">⟨D-8⟩</w:t>
+                <w:b/>
+                <w:bCs/>
+                <w:color w:val="13272F"/>
+                <w:sz w:val="17"/>
+                <w:szCs w:val="17"/>
+              </w:rPr>
+              <w:t xml:space="preserve">D-8</w:t>
             </w:r>
           </w:p>
         </w:tc>
@@ -24844,13 +24846,13 @@
             </w:pPr>
             <w:r>
               <w:rPr>
-                <w:i/>
-                <w:iCs/>
-                <w:color w:val="13272F"/>
-                <w:sz w:val="17"/>
-                <w:szCs w:val="17"/>
-              </w:rPr>
-              <w:t xml:space="preserve">Undecided</w:t>
+                <w:b/>
+                <w:bCs/>
+                <w:color w:val="13272F"/>
+                <w:sz w:val="17"/>
+                <w:szCs w:val="17"/>
+              </w:rPr>
+              <w:t xml:space="preserve">Nidan</w:t>
             </w:r>
           </w:p>
         </w:tc>
@@ -24879,12 +24881,72 @@
             </w:r>
           </w:p>
         </w:tc>
+        <w:tc>
+          <w:tcPr>
+            <w:tcW w:type="dxa" w:w="2792"/>
+            <w:shd w:fill="F7FAFB" w:val="clear"/>
+            <w:tcMar>
+              <w:top w:type="dxa" w:w="70"/>
+              <w:left w:type="dxa" w:w="110"/>
+              <w:bottom w:type="dxa" w:w="70"/>
+              <w:right w:type="dxa" w:w="110"/>
+            </w:tcMar>
+          </w:tcPr>
+          <w:p>
+            <w:pPr>
+              <w:spacing w:after="0" w:before="0"/>
+            </w:pPr>
+            <w:r>
+              <w:rPr>
+                <w:color w:val="13272F"/>
+                <w:sz w:val="17"/>
+                <w:szCs w:val="17"/>
+              </w:rPr>
+              <w:t xml:space="preserve">✅ </w:t>
+            </w:r>
+            <w:r>
+              <w:rPr>
+                <w:b/>
+                <w:bCs/>
+                <w:color w:val="13272F"/>
+                <w:sz w:val="17"/>
+                <w:szCs w:val="17"/>
+              </w:rPr>
+              <w:t xml:space="preserve">DECIDED</w:t>
+            </w:r>
+            <w:r>
+              <w:rPr>
+                <w:color w:val="13272F"/>
+                <w:sz w:val="17"/>
+                <w:szCs w:val="17"/>
+              </w:rPr>
+              <w:t xml:space="preserve"> — Nidan</w:t>
+            </w:r>
+          </w:p>
+        </w:tc>
       </w:tr>
     </w:tbl>
     <w:p>
       <w:pPr>
         <w:spacing w:after="160"/>
       </w:pPr>
+    </w:p>
+    <w:p>
+      <w:pPr>
+        <w:pStyle w:val="Heading2"/>
+        <w:spacing w:after="130" w:before="300"/>
+      </w:pPr>
+      <w:r>
+        <w:rPr>
+          <w:rFonts w:ascii="Georgia" w:cs="Georgia" w:eastAsia="Georgia" w:hAnsi="Georgia"/>
+          <w:b/>
+          <w:bCs/>
+          <w:color w:val="1F7A8C"/>
+          <w:sz w:val="25"/>
+          <w:szCs w:val="25"/>
+        </w:rPr>
+        <w:t xml:space="preserve">D-8 — product name — ✅ DECIDED (9 September 2026)</w:t>
+      </w:r>
     </w:p>
     <w:p>
       <w:pPr>
@@ -24898,15 +24960,698 @@
           <w:sz w:val="20"/>
           <w:szCs w:val="20"/>
         </w:rPr>
-        <w:t xml:space="preserve">⟨D-8⟩ is worth raising explicitly.</w:t>
-      </w:r>
-      <w:r>
-        <w:rPr>
+        <w:t xml:space="preserve">The product is called Nidan.</w:t>
+      </w:r>
+    </w:p>
+    <w:p>
+      <w:pPr>
+        <w:spacing w:after="120" w:before="60" w:line="300"/>
+      </w:pPr>
+      <w:r>
+        <w:rPr>
+          <w:i/>
+          <w:iCs/>
           <w:color w:val="13272F"/>
           <w:sz w:val="20"/>
           <w:szCs w:val="20"/>
         </w:rPr>
-        <w:t xml:space="preserve"> "VPSim" is a working title. A consumer product needs a name you are willing to put on an App Store listing, and the domain should be secured before the name is used publicly.</w:t>
+        <w:t xml:space="preserve">Nidān</w:t>
+      </w:r>
+      <w:r>
+        <w:rPr>
+          <w:color w:val="13272F"/>
+          <w:sz w:val="20"/>
+          <w:szCs w:val="20"/>
+        </w:rPr>
+        <w:t xml:space="preserve"> (निदान) is Sanskrit and Hindi for </w:t>
+      </w:r>
+      <w:r>
+        <w:rPr>
+          <w:b/>
+          <w:bCs/>
+          <w:color w:val="13272F"/>
+          <w:sz w:val="20"/>
+          <w:szCs w:val="20"/>
+        </w:rPr>
+        <w:t xml:space="preserve">diagnosis</w:t>
+      </w:r>
+      <w:r>
+        <w:rPr>
+          <w:color w:val="13272F"/>
+          <w:sz w:val="20"/>
+          <w:szCs w:val="20"/>
+        </w:rPr>
+        <w:t xml:space="preserve">. Two syllables, five</w:t>
+      </w:r>
+    </w:p>
+    <w:p>
+      <w:pPr>
+        <w:spacing w:after="120" w:before="60" w:line="300"/>
+      </w:pPr>
+      <w:r>
+        <w:rPr>
+          <w:color w:val="13272F"/>
+          <w:sz w:val="20"/>
+          <w:szCs w:val="20"/>
+        </w:rPr>
+        <w:t xml:space="preserve">letters, spells itself after one hearing, and no awkward consonants in any</w:t>
+      </w:r>
+    </w:p>
+    <w:p>
+      <w:pPr>
+        <w:spacing w:after="120" w:before="60" w:line="300"/>
+      </w:pPr>
+      <w:r>
+        <w:rPr>
+          <w:color w:val="13272F"/>
+          <w:sz w:val="20"/>
+          <w:szCs w:val="20"/>
+        </w:rPr>
+        <w:t xml:space="preserve">major language.</w:t>
+      </w:r>
+    </w:p>
+    <w:p>
+      <w:pPr>
+        <w:spacing w:after="120" w:before="60" w:line="300"/>
+      </w:pPr>
+      <w:r>
+        <w:rPr>
+          <w:b/>
+          <w:bCs/>
+          <w:color w:val="13272F"/>
+          <w:sz w:val="20"/>
+          <w:szCs w:val="20"/>
+        </w:rPr>
+        <w:t xml:space="preserve">Why a non-English word met the "must work globally" requirement.</w:t>
+      </w:r>
+      <w:r>
+        <w:rPr>
+          <w:color w:val="13272F"/>
+          <w:sz w:val="20"/>
+          <w:szCs w:val="20"/>
+        </w:rPr>
+        <w:t xml:space="preserve"> Every</w:t>
+      </w:r>
+    </w:p>
+    <w:p>
+      <w:pPr>
+        <w:spacing w:after="120" w:before="60" w:line="300"/>
+      </w:pPr>
+      <w:r>
+        <w:rPr>
+          <w:color w:val="13272F"/>
+          <w:sz w:val="20"/>
+          <w:szCs w:val="20"/>
+        </w:rPr>
+        <w:t xml:space="preserve">short, meaningful English word is already taken in every worthwhile domain —</w:t>
+      </w:r>
+    </w:p>
+    <w:p>
+      <w:pPr>
+        <w:spacing w:after="120" w:before="60" w:line="300"/>
+      </w:pPr>
+      <w:r>
+        <w:rPr>
+          <w:rFonts w:ascii="Consolas" w:cs="Consolas" w:eastAsia="Consolas" w:hAnsi="Consolas"/>
+          <w:color w:val="B3651F"/>
+          <w:sz w:val="18"/>
+          <w:szCs w:val="18"/>
+        </w:rPr>
+        <w:t xml:space="preserve">hunch</w:t>
+      </w:r>
+      <w:r>
+        <w:rPr>
+          <w:color w:val="13272F"/>
+          <w:sz w:val="20"/>
+          <w:szCs w:val="20"/>
+        </w:rPr>
+        <w:t xml:space="preserve">, </w:t>
+      </w:r>
+      <w:r>
+        <w:rPr>
+          <w:rFonts w:ascii="Consolas" w:cs="Consolas" w:eastAsia="Consolas" w:hAnsi="Consolas"/>
+          <w:color w:val="B3651F"/>
+          <w:sz w:val="18"/>
+          <w:szCs w:val="18"/>
+        </w:rPr>
+        <w:t xml:space="preserve">weigh</w:t>
+      </w:r>
+      <w:r>
+        <w:rPr>
+          <w:color w:val="13272F"/>
+          <w:sz w:val="20"/>
+          <w:szCs w:val="20"/>
+        </w:rPr>
+        <w:t xml:space="preserve">, </w:t>
+      </w:r>
+      <w:r>
+        <w:rPr>
+          <w:rFonts w:ascii="Consolas" w:cs="Consolas" w:eastAsia="Consolas" w:hAnsi="Consolas"/>
+          <w:color w:val="B3651F"/>
+          <w:sz w:val="18"/>
+          <w:szCs w:val="18"/>
+        </w:rPr>
+        <w:t xml:space="preserve">sift</w:t>
+      </w:r>
+      <w:r>
+        <w:rPr>
+          <w:color w:val="13272F"/>
+          <w:sz w:val="20"/>
+          <w:szCs w:val="20"/>
+        </w:rPr>
+        <w:t xml:space="preserve">, </w:t>
+      </w:r>
+      <w:r>
+        <w:rPr>
+          <w:rFonts w:ascii="Consolas" w:cs="Consolas" w:eastAsia="Consolas" w:hAnsi="Consolas"/>
+          <w:color w:val="B3651F"/>
+          <w:sz w:val="18"/>
+          <w:szCs w:val="18"/>
+        </w:rPr>
+        <w:t xml:space="preserve">pivot</w:t>
+      </w:r>
+      <w:r>
+        <w:rPr>
+          <w:color w:val="13272F"/>
+          <w:sz w:val="20"/>
+          <w:szCs w:val="20"/>
+        </w:rPr>
+        <w:t xml:space="preserve">, </w:t>
+      </w:r>
+      <w:r>
+        <w:rPr>
+          <w:rFonts w:ascii="Consolas" w:cs="Consolas" w:eastAsia="Consolas" w:hAnsi="Consolas"/>
+          <w:color w:val="B3651F"/>
+          <w:sz w:val="18"/>
+          <w:szCs w:val="18"/>
+        </w:rPr>
+        <w:t xml:space="preserve">lens</w:t>
+      </w:r>
+      <w:r>
+        <w:rPr>
+          <w:color w:val="13272F"/>
+          <w:sz w:val="20"/>
+          <w:szCs w:val="20"/>
+        </w:rPr>
+        <w:t xml:space="preserve">, </w:t>
+      </w:r>
+      <w:r>
+        <w:rPr>
+          <w:rFonts w:ascii="Consolas" w:cs="Consolas" w:eastAsia="Consolas" w:hAnsi="Consolas"/>
+          <w:color w:val="B3651F"/>
+          <w:sz w:val="18"/>
+          <w:szCs w:val="18"/>
+        </w:rPr>
+        <w:t xml:space="preserve">probe</w:t>
+      </w:r>
+      <w:r>
+        <w:rPr>
+          <w:color w:val="13272F"/>
+          <w:sz w:val="20"/>
+          <w:szCs w:val="20"/>
+        </w:rPr>
+        <w:t xml:space="preserve">, </w:t>
+      </w:r>
+      <w:r>
+        <w:rPr>
+          <w:rFonts w:ascii="Consolas" w:cs="Consolas" w:eastAsia="Consolas" w:hAnsi="Consolas"/>
+          <w:color w:val="B3651F"/>
+          <w:sz w:val="18"/>
+          <w:szCs w:val="18"/>
+        </w:rPr>
+        <w:t xml:space="preserve">trace</w:t>
+      </w:r>
+      <w:r>
+        <w:rPr>
+          <w:color w:val="13272F"/>
+          <w:sz w:val="20"/>
+          <w:szCs w:val="20"/>
+        </w:rPr>
+        <w:t xml:space="preserve">, </w:t>
+      </w:r>
+      <w:r>
+        <w:rPr>
+          <w:rFonts w:ascii="Consolas" w:cs="Consolas" w:eastAsia="Consolas" w:hAnsi="Consolas"/>
+          <w:color w:val="B3651F"/>
+          <w:sz w:val="18"/>
+          <w:szCs w:val="18"/>
+        </w:rPr>
+        <w:t xml:space="preserve">astute</w:t>
+      </w:r>
+      <w:r>
+        <w:rPr>
+          <w:color w:val="13272F"/>
+          <w:sz w:val="20"/>
+          <w:szCs w:val="20"/>
+        </w:rPr>
+        <w:t xml:space="preserve">,</w:t>
+      </w:r>
+    </w:p>
+    <w:p>
+      <w:pPr>
+        <w:spacing w:after="120" w:before="60" w:line="300"/>
+      </w:pPr>
+      <w:r>
+        <w:rPr>
+          <w:rFonts w:ascii="Consolas" w:cs="Consolas" w:eastAsia="Consolas" w:hAnsi="Consolas"/>
+          <w:color w:val="B3651F"/>
+          <w:sz w:val="18"/>
+          <w:szCs w:val="18"/>
+        </w:rPr>
+        <w:t xml:space="preserve">cogent</w:t>
+      </w:r>
+      <w:r>
+        <w:rPr>
+          <w:color w:val="13272F"/>
+          <w:sz w:val="20"/>
+          <w:szCs w:val="20"/>
+        </w:rPr>
+        <w:t xml:space="preserve">, all gone, none available in </w:t>
+      </w:r>
+      <w:r>
+        <w:rPr>
+          <w:rFonts w:ascii="Consolas" w:cs="Consolas" w:eastAsia="Consolas" w:hAnsi="Consolas"/>
+          <w:color w:val="B3651F"/>
+          <w:sz w:val="18"/>
+          <w:szCs w:val="18"/>
+        </w:rPr>
+        <w:t xml:space="preserve">.com</w:t>
+      </w:r>
+      <w:r>
+        <w:rPr>
+          <w:color w:val="13272F"/>
+          <w:sz w:val="20"/>
+          <w:szCs w:val="20"/>
+        </w:rPr>
+        <w:t xml:space="preserve">. The Apple strategy — owning a</w:t>
+      </w:r>
+    </w:p>
+    <w:p>
+      <w:pPr>
+        <w:spacing w:after="120" w:before="60" w:line="300"/>
+      </w:pPr>
+      <w:r>
+        <w:rPr>
+          <w:color w:val="13272F"/>
+          <w:sz w:val="20"/>
+          <w:szCs w:val="20"/>
+        </w:rPr>
+        <w:t xml:space="preserve">simple concrete word — is not purchasable by a new company at a sane price.</w:t>
+      </w:r>
+    </w:p>
+    <w:p>
+      <w:pPr>
+        <w:spacing w:after="120" w:before="60" w:line="300"/>
+      </w:pPr>
+      <w:r>
+        <w:rPr>
+          <w:color w:val="13272F"/>
+          <w:sz w:val="20"/>
+          <w:szCs w:val="20"/>
+        </w:rPr>
+        <w:t xml:space="preserve">What remains is what Nokia, Toyota, Sanofi and Anki did: **a word from another</w:t>
+      </w:r>
+    </w:p>
+    <w:p>
+      <w:pPr>
+        <w:spacing w:after="120" w:before="60" w:line="300"/>
+      </w:pPr>
+      <w:r>
+        <w:rPr>
+          <w:color w:val="13272F"/>
+          <w:sz w:val="20"/>
+          <w:szCs w:val="20"/>
+        </w:rPr>
+        <w:t xml:space="preserve">language that reads as invented to everyone else.** Anki is Japanese for</w:t>
+      </w:r>
+    </w:p>
+    <w:p>
+      <w:pPr>
+        <w:spacing w:after="120" w:before="60" w:line="300"/>
+      </w:pPr>
+      <w:r>
+        <w:rPr>
+          <w:color w:val="13272F"/>
+          <w:sz w:val="20"/>
+          <w:szCs w:val="20"/>
+        </w:rPr>
+        <w:t xml:space="preserve">"memorisation" and is used daily by medical students who have never wondered</w:t>
+      </w:r>
+    </w:p>
+    <w:p>
+      <w:pPr>
+        <w:spacing w:after="120" w:before="60" w:line="300"/>
+      </w:pPr>
+      <w:r>
+        <w:rPr>
+          <w:color w:val="13272F"/>
+          <w:sz w:val="20"/>
+          <w:szCs w:val="20"/>
+        </w:rPr>
+        <w:t xml:space="preserve">why. Nidan is the same play, and it happens to mean exactly the right thing.</w:t>
+      </w:r>
+    </w:p>
+    <w:p>
+      <w:pPr>
+        <w:spacing w:after="120" w:before="60" w:line="300"/>
+      </w:pPr>
+      <w:r>
+        <w:rPr>
+          <w:color w:val="13272F"/>
+          <w:sz w:val="20"/>
+          <w:szCs w:val="20"/>
+        </w:rPr>
+        <w:t xml:space="preserve">The decisive property is </w:t>
+      </w:r>
+      <w:r>
+        <w:rPr>
+          <w:b/>
+          <w:bCs/>
+          <w:color w:val="13272F"/>
+          <w:sz w:val="20"/>
+          <w:szCs w:val="20"/>
+        </w:rPr>
+        <w:t xml:space="preserve">ownability</w:t>
+      </w:r>
+      <w:r>
+        <w:rPr>
+          <w:color w:val="13272F"/>
+          <w:sz w:val="20"/>
+          <w:szCs w:val="20"/>
+        </w:rPr>
+        <w:t xml:space="preserve">. "Astute" was the strongest English</w:t>
+      </w:r>
+    </w:p>
+    <w:p>
+      <w:pPr>
+        <w:spacing w:after="120" w:before="60" w:line="300"/>
+      </w:pPr>
+      <w:r>
+        <w:rPr>
+          <w:color w:val="13272F"/>
+          <w:sz w:val="20"/>
+          <w:szCs w:val="20"/>
+        </w:rPr>
+        <w:t xml:space="preserve">candidate — </w:t>
+      </w:r>
+      <w:r>
+        <w:rPr>
+          <w:i/>
+          <w:iCs/>
+          <w:color w:val="13272F"/>
+          <w:sz w:val="20"/>
+          <w:szCs w:val="20"/>
+        </w:rPr>
+        <w:t xml:space="preserve">an astute clinician</w:t>
+      </w:r>
+      <w:r>
+        <w:rPr>
+          <w:color w:val="13272F"/>
+          <w:sz w:val="20"/>
+          <w:szCs w:val="20"/>
+        </w:rPr>
+        <w:t xml:space="preserve"> is the phrase users aspire to — but a common</w:t>
+      </w:r>
+    </w:p>
+    <w:p>
+      <w:pPr>
+        <w:spacing w:after="120" w:before="60" w:line="300"/>
+      </w:pPr>
+      <w:r>
+        <w:rPr>
+          <w:color w:val="13272F"/>
+          <w:sz w:val="20"/>
+          <w:szCs w:val="20"/>
+        </w:rPr>
+        <w:t xml:space="preserve">adjective cannot be trademarked in a crowded category and cannot be ranked for</w:t>
+      </w:r>
+    </w:p>
+    <w:p>
+      <w:pPr>
+        <w:spacing w:after="120" w:before="60" w:line="300"/>
+      </w:pPr>
+      <w:r>
+        <w:rPr>
+          <w:color w:val="13272F"/>
+          <w:sz w:val="20"/>
+          <w:szCs w:val="20"/>
+        </w:rPr>
+        <w:t xml:space="preserve">in search. That is a cost paid every year, forever.</w:t>
+      </w:r>
+    </w:p>
+    <w:p>
+      <w:pPr>
+        <w:spacing w:after="120" w:before="60" w:line="300"/>
+      </w:pPr>
+      <w:r>
+        <w:rPr>
+          <w:b/>
+          <w:bCs/>
+          <w:color w:val="13272F"/>
+          <w:sz w:val="20"/>
+          <w:szCs w:val="20"/>
+        </w:rPr>
+        <w:t xml:space="preserve">Domains:</w:t>
+      </w:r>
+      <w:r>
+        <w:rPr>
+          <w:color w:val="13272F"/>
+          <w:sz w:val="20"/>
+          <w:szCs w:val="20"/>
+        </w:rPr>
+        <w:t xml:space="preserve"> </w:t>
+      </w:r>
+      <w:r>
+        <w:rPr>
+          <w:rFonts w:ascii="Consolas" w:cs="Consolas" w:eastAsia="Consolas" w:hAnsi="Consolas"/>
+          <w:color w:val="B3651F"/>
+          <w:sz w:val="18"/>
+          <w:szCs w:val="18"/>
+        </w:rPr>
+        <w:t xml:space="preserve">nidan.app</w:t>
+      </w:r>
+      <w:r>
+        <w:rPr>
+          <w:color w:val="13272F"/>
+          <w:sz w:val="20"/>
+          <w:szCs w:val="20"/>
+        </w:rPr>
+        <w:t xml:space="preserve"> (product) and </w:t>
+      </w:r>
+      <w:r>
+        <w:rPr>
+          <w:rFonts w:ascii="Consolas" w:cs="Consolas" w:eastAsia="Consolas" w:hAnsi="Consolas"/>
+          <w:color w:val="B3651F"/>
+          <w:sz w:val="18"/>
+          <w:szCs w:val="18"/>
+        </w:rPr>
+        <w:t xml:space="preserve">nidan.md</w:t>
+      </w:r>
+      <w:r>
+        <w:rPr>
+          <w:color w:val="13272F"/>
+          <w:sz w:val="20"/>
+          <w:szCs w:val="20"/>
+        </w:rPr>
+        <w:t xml:space="preserve"> (memorable, and reads as</w:t>
+      </w:r>
+    </w:p>
+    <w:p>
+      <w:pPr>
+        <w:spacing w:after="120" w:before="60" w:line="300"/>
+      </w:pPr>
+      <w:r>
+        <w:rPr>
+          <w:color w:val="13272F"/>
+          <w:sz w:val="20"/>
+          <w:szCs w:val="20"/>
+        </w:rPr>
+        <w:t xml:space="preserve">"MD"). </w:t>
+      </w:r>
+      <w:r>
+        <w:rPr>
+          <w:rFonts w:ascii="Consolas" w:cs="Consolas" w:eastAsia="Consolas" w:hAnsi="Consolas"/>
+          <w:color w:val="B3651F"/>
+          <w:sz w:val="18"/>
+          <w:szCs w:val="18"/>
+        </w:rPr>
+        <w:t xml:space="preserve">nidan.health</w:t>
+      </w:r>
+      <w:r>
+        <w:rPr>
+          <w:color w:val="13272F"/>
+          <w:sz w:val="20"/>
+          <w:szCs w:val="20"/>
+        </w:rPr>
+        <w:t xml:space="preserve"> also available. </w:t>
+      </w:r>
+      <w:r>
+        <w:rPr>
+          <w:b/>
+          <w:bCs/>
+          <w:color w:val="13272F"/>
+          <w:sz w:val="20"/>
+          <w:szCs w:val="20"/>
+        </w:rPr>
+        <w:t xml:space="preserve">`nidan.com` is taken</w:t>
+      </w:r>
+      <w:r>
+        <w:rPr>
+          <w:color w:val="13272F"/>
+          <w:sz w:val="20"/>
+          <w:szCs w:val="20"/>
+        </w:rPr>
+        <w:t xml:space="preserve"> — as is the</w:t>
+      </w:r>
+    </w:p>
+    <w:p>
+      <w:pPr>
+        <w:spacing w:after="120" w:before="60" w:line="300"/>
+      </w:pPr>
+      <w:r>
+        <w:rPr>
+          <w:rFonts w:ascii="Consolas" w:cs="Consolas" w:eastAsia="Consolas" w:hAnsi="Consolas"/>
+          <w:color w:val="B3651F"/>
+          <w:sz w:val="18"/>
+          <w:szCs w:val="18"/>
+        </w:rPr>
+        <w:t xml:space="preserve">.com</w:t>
+      </w:r>
+      <w:r>
+        <w:rPr>
+          <w:color w:val="13272F"/>
+          <w:sz w:val="20"/>
+          <w:szCs w:val="20"/>
+        </w:rPr>
+        <w:t xml:space="preserve"> for every other candidate considered, which is the normal state of</w:t>
+      </w:r>
+    </w:p>
+    <w:p>
+      <w:pPr>
+        <w:spacing w:after="120" w:before="60" w:line="300"/>
+      </w:pPr>
+      <w:r>
+        <w:rPr>
+          <w:color w:val="13272F"/>
+          <w:sz w:val="20"/>
+          <w:szCs w:val="20"/>
+        </w:rPr>
+        <w:t xml:space="preserve">affairs in 2026 rather than a compromise. Linear launched on </w:t>
+      </w:r>
+      <w:r>
+        <w:rPr>
+          <w:rFonts w:ascii="Consolas" w:cs="Consolas" w:eastAsia="Consolas" w:hAnsi="Consolas"/>
+          <w:color w:val="B3651F"/>
+          <w:sz w:val="18"/>
+          <w:szCs w:val="18"/>
+        </w:rPr>
+        <w:t xml:space="preserve">linear.app</w:t>
+      </w:r>
+      <w:r>
+        <w:rPr>
+          <w:color w:val="13272F"/>
+          <w:sz w:val="20"/>
+          <w:szCs w:val="20"/>
+        </w:rPr>
+        <w:t xml:space="preserve">;</w:t>
+      </w:r>
+    </w:p>
+    <w:p>
+      <w:pPr>
+        <w:spacing w:after="120" w:before="60" w:line="300"/>
+      </w:pPr>
+      <w:r>
+        <w:rPr>
+          <w:color w:val="13272F"/>
+          <w:sz w:val="20"/>
+          <w:szCs w:val="20"/>
+        </w:rPr>
+        <w:t xml:space="preserve">Notion ran on </w:t>
+      </w:r>
+      <w:r>
+        <w:rPr>
+          <w:rFonts w:ascii="Consolas" w:cs="Consolas" w:eastAsia="Consolas" w:hAnsi="Consolas"/>
+          <w:color w:val="B3651F"/>
+          <w:sz w:val="18"/>
+          <w:szCs w:val="18"/>
+        </w:rPr>
+        <w:t xml:space="preserve">notion.so</w:t>
+      </w:r>
+      <w:r>
+        <w:rPr>
+          <w:color w:val="13272F"/>
+          <w:sz w:val="20"/>
+          <w:szCs w:val="20"/>
+        </w:rPr>
+        <w:t xml:space="preserve"> for years.</w:t>
+      </w:r>
+    </w:p>
+    <w:p>
+      <w:pPr>
+        <w:spacing w:after="120" w:before="60" w:line="300"/>
+      </w:pPr>
+      <w:r>
+        <w:rPr>
+          <w:b/>
+          <w:bCs/>
+          <w:color w:val="13272F"/>
+          <w:sz w:val="20"/>
+          <w:szCs w:val="20"/>
+        </w:rPr>
+        <w:t xml:space="preserve">Secure the domains before the name appears publicly.</w:t>
+      </w:r>
+    </w:p>
+    <w:p>
+      <w:pPr>
+        <w:pBdr>
+          <w:left w:val="single" w:color="B3651F" w:sz="16" w:space="10"/>
+        </w:pBdr>
+        <w:shd w:fill="FFF6E8" w:val="clear"/>
+        <w:spacing w:after="160" w:before="140" w:line="300"/>
+        <w:ind w:left="260" w:right="200"/>
+      </w:pPr>
+      <w:r>
+        <w:rPr>
+          <w:color w:val="13272F"/>
+          <w:sz w:val="20"/>
+          <w:szCs w:val="20"/>
+        </w:rPr>
+        <w:t xml:space="preserve">The rename is planned but </w:t>
+      </w:r>
+      <w:r>
+        <w:rPr>
+          <w:b/>
+          <w:bCs/>
+          <w:color w:val="13272F"/>
+          <w:sz w:val="20"/>
+          <w:szCs w:val="20"/>
+        </w:rPr>
+        <w:t xml:space="preserve">not yet executed</w:t>
+      </w:r>
+      <w:r>
+        <w:rPr>
+          <w:color w:val="13272F"/>
+          <w:sz w:val="20"/>
+          <w:szCs w:val="20"/>
+        </w:rPr>
+        <w:t xml:space="preserve"> — see </w:t>
+      </w:r>
+      <w:r>
+        <w:rPr>
+          <w:rFonts w:ascii="Consolas" w:cs="Consolas" w:eastAsia="Consolas" w:hAnsi="Consolas"/>
+          <w:color w:val="B3651F"/>
+          <w:sz w:val="18"/>
+          <w:szCs w:val="18"/>
+        </w:rPr>
+        <w:t xml:space="preserve">docs/process/RENAME_PLAN.md</w:t>
+      </w:r>
+      <w:r>
+        <w:rPr>
+          <w:color w:val="13272F"/>
+          <w:sz w:val="20"/>
+          <w:szCs w:val="20"/>
+        </w:rPr>
+        <w:t xml:space="preserve">. "VPSim" appears 259 times across 22 documents and is also the Python package identifier, so it is done deliberately in one change rather than allowed to leak.</w:t>
       </w:r>
     </w:p>
     <w:p>
